--- a/eng/docx/48.content.docx
+++ b/eng/docx/48.content.docx
@@ -605,19 +605,7 @@
         <w:rPr>
           <w:lang w:val="en_US" w:bidi="en_US"/>
         </w:rPr>
-        <w:t xml:space="preserve">; see </w:t>
-      </w:r>
-      <w:r>
-        <w:rPr>
-          <w:lang w:val="en_US" w:bidi="en_US"/>
-        </w:rPr>
-        <w:t>Galatians Book Introduction</w:t>
-      </w:r>
-      <w:r>
-        <w:rPr>
-          <w:lang w:val="en_US" w:bidi="en_US"/>
-        </w:rPr>
-        <w:t>, “Recipients”).</w:t>
+        <w:t>; see Galatians Book Introduction, “Recipients”).</w:t>
       </w:r>
       <w:r>
         <w:rPr>
@@ -3616,19 +3604,7 @@
         <w:rPr>
           <w:lang w:val="en_US" w:bidi="en_US"/>
         </w:rPr>
-        <w:t xml:space="preserve">; see </w:t>
-      </w:r>
-      <w:r>
-        <w:rPr>
-          <w:lang w:val="en_US" w:bidi="en_US"/>
-        </w:rPr>
-        <w:t>Galatians Book Introduction</w:t>
-      </w:r>
-      <w:r>
-        <w:rPr>
-          <w:lang w:val="en_US" w:bidi="en_US"/>
-        </w:rPr>
-        <w:t xml:space="preserve">, "Recipients"). </w:t>
+        <w:t xml:space="preserve">; see Galatians Book Introduction, "Recipients"). </w:t>
       </w:r>
     </w:p>
     <w:p>
@@ -3742,19 +3718,7 @@
         <w:rPr>
           <w:lang w:val="en_US" w:bidi="en_US"/>
         </w:rPr>
-        <w:t xml:space="preserve">; see </w:t>
-      </w:r>
-      <w:r>
-        <w:rPr>
-          <w:lang w:val="en_US" w:bidi="en_US"/>
-        </w:rPr>
-        <w:t>Galatians Book Introduction</w:t>
-      </w:r>
-      <w:r>
-        <w:rPr>
-          <w:lang w:val="en_US" w:bidi="en_US"/>
-        </w:rPr>
-        <w:t>, "Date of Writing").</w:t>
+        <w:t>; see Galatians Book Introduction, "Date of Writing").</w:t>
       </w:r>
       <w:r>
         <w:rPr>
